--- a/docs/scenario_format.docx
+++ b/docs/scenario_format.docx
@@ -491,7 +491,7 @@
                 <w:sz w:val="19"/>
                 <w:szCs w:val="19"/>
               </w:rPr>
-              <w:t xml:space="preserve">Normative here — the platform must conform</w:t>
+              <w:t xml:space="preserve">Normative here, the platform must conform</w:t>
             </w:r>
           </w:p>
         </w:tc>
@@ -517,7 +517,7 @@
                 <w:sz w:val="19"/>
                 <w:szCs w:val="19"/>
               </w:rPr>
-              <w:t xml:space="preserve">The team's design — unconstrained</w:t>
+              <w:t xml:space="preserve">The team's design, unconstrained</w:t>
             </w:r>
           </w:p>
         </w:tc>
@@ -1292,7 +1292,7 @@
           <w:i w:val="false"/>
           <w:iCs w:val="false"/>
         </w:rPr>
-        <w:t xml:space="preserve">. Charter objective 4 — a new scenario added with zero platform-code changes — is demonstrated with pure packages. §6.7 states when impurity is permitted.</w:t>
+        <w:t xml:space="preserve">. Charter objective 4, a new scenario added with zero platform-code changes, is demonstrated with pure packages. §6.7 states when impurity is permitted.</w:t>
       </w:r>
     </w:p>
     <w:p>
@@ -2918,7 +2918,7 @@
                 <w:i w:val="false"/>
                 <w:iCs w:val="false"/>
               </w:rPr>
-              <w:t xml:space="preserve">Channel names the console may present as decoded values in its spacecraft read-out. See below — this is a </w:t>
+              <w:t xml:space="preserve">Channel names the console may present as decoded values in its spacecraft read-out. See below; this is a </w:t>
             </w:r>
             <w:r>
               <w:rPr>
@@ -3149,7 +3149,7 @@
           <w:i w:val="false"/>
           <w:iCs w:val="false"/>
         </w:rPr>
-        <w:t xml:space="preserve"> Decoding the downlink is a core activity — charter R10.1 requires that every channel documented in the recovered manual be decodable from the manual and captured frames alone, and R10.2 requires at least one channel that the manual does not document. A console that decodes everything hands the player the answer to both.</w:t>
+        <w:t xml:space="preserve"> Decoding the downlink is a core activity, charter R10.1 requires that every channel documented in the recovered manual be decodable from the manual and captured frames alone, and R10.2 requires at least one channel that the manual does not document. A console that decodes everything hands the player the answer to both.</w:t>
       </w:r>
     </w:p>
     <w:p>
@@ -3181,7 +3181,7 @@
           <w:i w:val="false"/>
           <w:iCs w:val="false"/>
         </w:rPr>
-        <w:t xml:space="preserve"> A real ground station has decoders for its documented formats; it does not have a decoder for a channel nobody has written down. So a package lists the channels its manual covers, and every other channel — the undocumented </w:t>
+        <w:t xml:space="preserve"> A real ground station has decoders for its documented formats; it does not have a decoder for a channel nobody has written down. So a package lists the channels its manual covers, and every other channel (the undocumented </w:t>
       </w:r>
       <w:r>
         <w:rPr>
@@ -3203,7 +3203,7 @@
           <w:i w:val="false"/>
           <w:iCs w:val="false"/>
         </w:rPr>
-        <w:t xml:space="preserve">, anything a scenario deliberately hides — appears only as raw hexadecimal in the frame feed, for the player to work out.</w:t>
+        <w:t xml:space="preserve">, anything a scenario deliberately hides) appears only as raw hexadecimal in the frame feed, for the player to work out.</w:t>
       </w:r>
     </w:p>
     <w:p>
@@ -3512,7 +3512,7 @@
           <w:i w:val="false"/>
           <w:iCs w:val="false"/>
         </w:rPr>
-        <w:t xml:space="preserve"> map carries struct member offsets — currently the mission config block — read from the </w:t>
+        <w:t xml:space="preserve"> map carries struct member offsets, currently the mission config block, read from the </w:t>
       </w:r>
       <w:r>
         <w:rPr>
@@ -3606,7 +3606,7 @@
           <w:i w:val="false"/>
           <w:iCs w:val="false"/>
         </w:rPr>
-        <w:t xml:space="preserve"> is authoring material and must not reach the player — charter R19 forbids shipping symbol maps in the player image. The package as </w:t>
+        <w:t xml:space="preserve"> is authoring material and must not reach the player, charter R19 forbids shipping symbol maps in the player image. The package as </w:t>
       </w:r>
       <w:r>
         <w:rPr>
@@ -3684,7 +3684,7 @@
           <w:i w:val="false"/>
           <w:iCs w:val="false"/>
         </w:rPr>
-        <w:t xml:space="preserve"> runs before the player's first frame. It is how a scenario creates the situation it is about — scheduling the antenna failure, degrading a sensor, disabling a capability.</w:t>
+        <w:t xml:space="preserve"> runs before the player's first frame. It is how a scenario creates the situation it is about, scheduling the antenna failure, degrading a sensor, disabling a capability.</w:t>
       </w:r>
     </w:p>
     <w:p>
@@ -4182,7 +4182,7 @@
           <w:i w:val="false"/>
           <w:iCs w:val="false"/>
         </w:rPr>
-        <w:t xml:space="preserve"> appear in the command log — they are initial conditions, not moves.</w:t>
+        <w:t xml:space="preserve"> appear in the command log; they are initial conditions, not moves.</w:t>
       </w:r>
     </w:p>
     <w:p>
@@ -5346,7 +5346,7 @@
                 <w:i w:val="false"/>
                 <w:iCs w:val="false"/>
               </w:rPr>
-              <w:t xml:space="preserve"> holds supplies diagnostic text — the charter's partial-progress states.</w:t>
+              <w:t xml:space="preserve"> holds supplies diagnostic text, the charter's partial-progress states.</w:t>
             </w:r>
           </w:p>
         </w:tc>
@@ -6046,7 +6046,7 @@
                 <w:i w:val="false"/>
                 <w:iCs w:val="false"/>
               </w:rPr>
-              <w:t xml:space="preserve">It did not. Distinct from reading zero — a disabled sensor vanishes.</w:t>
+              <w:t xml:space="preserve">It did not. Distinct from reading zero, a disabled sensor vanishes.</w:t>
             </w:r>
           </w:p>
         </w:tc>
@@ -6465,8 +6465,8 @@
         </w:tblBorders>
       </w:tblPr>
       <w:tblGrid>
-        <w:gridCol w:w="4060"/>
-        <w:gridCol w:w="5300"/>
+        <w:gridCol w:w="4084"/>
+        <w:gridCol w:w="5276"/>
       </w:tblGrid>
       <w:tr>
         <w:trPr>
@@ -6474,7 +6474,7 @@
         </w:trPr>
         <w:tc>
           <w:tcPr>
-            <w:tcW w:type="dxa" w:w="4060"/>
+            <w:tcW w:type="dxa" w:w="4084"/>
             <w:shd w:fill="D9E2F3" w:val="clear"/>
             <w:tcMar>
               <w:top w:type="dxa" w:w="55"/>
@@ -6500,7 +6500,7 @@
         </w:tc>
         <w:tc>
           <w:tcPr>
-            <w:tcW w:type="dxa" w:w="5300"/>
+            <w:tcW w:type="dxa" w:w="5276"/>
             <w:shd w:fill="D9E2F3" w:val="clear"/>
             <w:tcMar>
               <w:top w:type="dxa" w:w="55"/>
@@ -6528,7 +6528,7 @@
       <w:tr>
         <w:tc>
           <w:tcPr>
-            <w:tcW w:type="dxa" w:w="4060"/>
+            <w:tcW w:type="dxa" w:w="4084"/>
             <w:tcMar>
               <w:top w:type="dxa" w:w="55"/>
               <w:left w:type="dxa" w:w="90"/>
@@ -6557,7 +6557,7 @@
         </w:tc>
         <w:tc>
           <w:tcPr>
-            <w:tcW w:type="dxa" w:w="5300"/>
+            <w:tcW w:type="dxa" w:w="5276"/>
             <w:tcMar>
               <w:top w:type="dxa" w:w="55"/>
               <w:left w:type="dxa" w:w="90"/>
@@ -6628,7 +6628,7 @@
       <w:tr>
         <w:tc>
           <w:tcPr>
-            <w:tcW w:type="dxa" w:w="4060"/>
+            <w:tcW w:type="dxa" w:w="4084"/>
             <w:tcMar>
               <w:top w:type="dxa" w:w="55"/>
               <w:left w:type="dxa" w:w="90"/>
@@ -6657,7 +6657,7 @@
         </w:tc>
         <w:tc>
           <w:tcPr>
-            <w:tcW w:type="dxa" w:w="5300"/>
+            <w:tcW w:type="dxa" w:w="5276"/>
             <w:tcMar>
               <w:top w:type="dxa" w:w="55"/>
               <w:left w:type="dxa" w:w="90"/>
@@ -6684,7 +6684,7 @@
       <w:tr>
         <w:tc>
           <w:tcPr>
-            <w:tcW w:type="dxa" w:w="4060"/>
+            <w:tcW w:type="dxa" w:w="4084"/>
             <w:tcMar>
               <w:top w:type="dxa" w:w="55"/>
               <w:left w:type="dxa" w:w="90"/>
@@ -6713,7 +6713,7 @@
         </w:tc>
         <w:tc>
           <w:tcPr>
-            <w:tcW w:type="dxa" w:w="5300"/>
+            <w:tcW w:type="dxa" w:w="5276"/>
             <w:tcMar>
               <w:top w:type="dxa" w:w="55"/>
               <w:left w:type="dxa" w:w="90"/>
@@ -6784,7 +6784,7 @@
       <w:tr>
         <w:tc>
           <w:tcPr>
-            <w:tcW w:type="dxa" w:w="4060"/>
+            <w:tcW w:type="dxa" w:w="4084"/>
             <w:tcMar>
               <w:top w:type="dxa" w:w="55"/>
               <w:left w:type="dxa" w:w="90"/>
@@ -6813,26 +6813,26 @@
         </w:tc>
         <w:tc>
           <w:tcPr>
-            <w:tcW w:type="dxa" w:w="5300"/>
-            <w:tcMar>
-              <w:top w:type="dxa" w:w="55"/>
-              <w:left w:type="dxa" w:w="90"/>
-              <w:bottom w:type="dxa" w:w="55"/>
-              <w:right w:type="dxa" w:w="90"/>
-            </w:tcMar>
-          </w:tcPr>
-          <w:p>
-            <w:pPr>
-              <w:spacing w:after="0" w:line="240"/>
-            </w:pPr>
-            <w:r>
-              <w:rPr>
-                <w:b w:val="false"/>
-                <w:bCs w:val="false"/>
-                <w:i w:val="false"/>
-                <w:iCs w:val="false"/>
-              </w:rPr>
-              <w:t xml:space="preserve">The range differs from what it held at scenario start — the plain "did they patch this?" test.</w:t>
+            <w:tcW w:type="dxa" w:w="5276"/>
+            <w:tcMar>
+              <w:top w:type="dxa" w:w="55"/>
+              <w:left w:type="dxa" w:w="90"/>
+              <w:bottom w:type="dxa" w:w="55"/>
+              <w:right w:type="dxa" w:w="90"/>
+            </w:tcMar>
+          </w:tcPr>
+          <w:p>
+            <w:pPr>
+              <w:spacing w:after="0" w:line="240"/>
+            </w:pPr>
+            <w:r>
+              <w:rPr>
+                <w:b w:val="false"/>
+                <w:bCs w:val="false"/>
+                <w:i w:val="false"/>
+                <w:iCs w:val="false"/>
+              </w:rPr>
+              <w:t xml:space="preserve">The range differs from what it held at scenario start; the plain "did they patch this?" test.</w:t>
             </w:r>
           </w:p>
         </w:tc>
@@ -6872,7 +6872,7 @@
           <w:i w:val="false"/>
           <w:iCs w:val="false"/>
         </w:rPr>
-        <w:t xml:space="preserve"> The probe's control and status registers are bit fields — </w:t>
+        <w:t xml:space="preserve"> The probe's control and status registers are bit fields, </w:t>
       </w:r>
       <w:r>
         <w:rPr>
@@ -7026,7 +7026,7 @@
           <w:i w:val="false"/>
           <w:iCs w:val="false"/>
         </w:rPr>
-        <w:t xml:space="preserve"> a scenario cannot say "the deployment drive was commanded" without also asserting the value of every other bit in the register, which makes the objective break the moment an unrelated bit changes. Both predicates were added after the reference scenario in §11 turned out to need them — see the note there.</w:t>
+        <w:t xml:space="preserve"> a scenario cannot say "the deployment drive was commanded" without also asserting the value of every other bit in the register, which makes the objective break the moment an unrelated bit changes. Both predicates were added after the reference scenario in §11 turned out to need them, see the note there.</w:t>
       </w:r>
     </w:p>
     <w:p>
@@ -7507,8 +7507,8 @@
         </w:tblBorders>
       </w:tblPr>
       <w:tblGrid>
-        <w:gridCol w:w="2717"/>
-        <w:gridCol w:w="6643"/>
+        <w:gridCol w:w="2735"/>
+        <w:gridCol w:w="6625"/>
       </w:tblGrid>
       <w:tr>
         <w:trPr>
@@ -7516,7 +7516,7 @@
         </w:trPr>
         <w:tc>
           <w:tcPr>
-            <w:tcW w:type="dxa" w:w="2717"/>
+            <w:tcW w:type="dxa" w:w="2735"/>
             <w:shd w:fill="D9E2F3" w:val="clear"/>
             <w:tcMar>
               <w:top w:type="dxa" w:w="55"/>
@@ -7542,7 +7542,7 @@
         </w:tc>
         <w:tc>
           <w:tcPr>
-            <w:tcW w:type="dxa" w:w="6643"/>
+            <w:tcW w:type="dxa" w:w="6625"/>
             <w:shd w:fill="D9E2F3" w:val="clear"/>
             <w:tcMar>
               <w:top w:type="dxa" w:w="55"/>
@@ -7570,7 +7570,7 @@
       <w:tr>
         <w:tc>
           <w:tcPr>
-            <w:tcW w:type="dxa" w:w="2717"/>
+            <w:tcW w:type="dxa" w:w="2735"/>
             <w:tcMar>
               <w:top w:type="dxa" w:w="55"/>
               <w:left w:type="dxa" w:w="90"/>
@@ -7599,7 +7599,7 @@
         </w:tc>
         <w:tc>
           <w:tcPr>
-            <w:tcW w:type="dxa" w:w="6643"/>
+            <w:tcW w:type="dxa" w:w="6625"/>
             <w:tcMar>
               <w:top w:type="dxa" w:w="55"/>
               <w:left w:type="dxa" w:w="90"/>
@@ -7626,7 +7626,7 @@
       <w:tr>
         <w:tc>
           <w:tcPr>
-            <w:tcW w:type="dxa" w:w="2717"/>
+            <w:tcW w:type="dxa" w:w="2735"/>
             <w:tcMar>
               <w:top w:type="dxa" w:w="55"/>
               <w:left w:type="dxa" w:w="90"/>
@@ -7655,7 +7655,7 @@
         </w:tc>
         <w:tc>
           <w:tcPr>
-            <w:tcW w:type="dxa" w:w="6643"/>
+            <w:tcW w:type="dxa" w:w="6625"/>
             <w:tcMar>
               <w:top w:type="dxa" w:w="55"/>
               <w:left w:type="dxa" w:w="90"/>
@@ -7682,7 +7682,7 @@
       <w:tr>
         <w:tc>
           <w:tcPr>
-            <w:tcW w:type="dxa" w:w="2717"/>
+            <w:tcW w:type="dxa" w:w="2735"/>
             <w:tcMar>
               <w:top w:type="dxa" w:w="55"/>
               <w:left w:type="dxa" w:w="90"/>
@@ -7711,7 +7711,7 @@
         </w:tc>
         <w:tc>
           <w:tcPr>
-            <w:tcW w:type="dxa" w:w="6643"/>
+            <w:tcW w:type="dxa" w:w="6625"/>
             <w:tcMar>
               <w:top w:type="dxa" w:w="55"/>
               <w:left w:type="dxa" w:w="90"/>
@@ -7738,7 +7738,7 @@
       <w:tr>
         <w:tc>
           <w:tcPr>
-            <w:tcW w:type="dxa" w:w="2717"/>
+            <w:tcW w:type="dxa" w:w="2735"/>
             <w:tcMar>
               <w:top w:type="dxa" w:w="55"/>
               <w:left w:type="dxa" w:w="90"/>
@@ -7767,7 +7767,7 @@
         </w:tc>
         <w:tc>
           <w:tcPr>
-            <w:tcW w:type="dxa" w:w="6643"/>
+            <w:tcW w:type="dxa" w:w="6625"/>
             <w:tcMar>
               <w:top w:type="dxa" w:w="55"/>
               <w:left w:type="dxa" w:w="90"/>
@@ -7812,7 +7812,7 @@
       <w:tr>
         <w:tc>
           <w:tcPr>
-            <w:tcW w:type="dxa" w:w="2717"/>
+            <w:tcW w:type="dxa" w:w="2735"/>
             <w:tcMar>
               <w:top w:type="dxa" w:w="55"/>
               <w:left w:type="dxa" w:w="90"/>
@@ -7841,26 +7841,26 @@
         </w:tc>
         <w:tc>
           <w:tcPr>
-            <w:tcW w:type="dxa" w:w="6643"/>
-            <w:tcMar>
-              <w:top w:type="dxa" w:w="55"/>
-              <w:left w:type="dxa" w:w="90"/>
-              <w:bottom w:type="dxa" w:w="55"/>
-              <w:right w:type="dxa" w:w="90"/>
-            </w:tcMar>
-          </w:tcPr>
-          <w:p>
-            <w:pPr>
-              <w:spacing w:after="0" w:line="240"/>
-            </w:pPr>
-            <w:r>
-              <w:rPr>
-                <w:b w:val="false"/>
-                <w:bCs w:val="false"/>
-                <w:i w:val="false"/>
-                <w:iCs w:val="false"/>
-              </w:rPr>
-              <w:t xml:space="preserve">The child has held in the last N consecutive frames — the antidote to a one-frame flicker counting as success.</w:t>
+            <w:tcW w:type="dxa" w:w="6625"/>
+            <w:tcMar>
+              <w:top w:type="dxa" w:w="55"/>
+              <w:left w:type="dxa" w:w="90"/>
+              <w:bottom w:type="dxa" w:w="55"/>
+              <w:right w:type="dxa" w:w="90"/>
+            </w:tcMar>
+          </w:tcPr>
+          <w:p>
+            <w:pPr>
+              <w:spacing w:after="0" w:line="240"/>
+            </w:pPr>
+            <w:r>
+              <w:rPr>
+                <w:b w:val="false"/>
+                <w:bCs w:val="false"/>
+                <w:i w:val="false"/>
+                <w:iCs w:val="false"/>
+              </w:rPr>
+              <w:t xml:space="preserve">The child has held in the last N consecutive frames, the antidote to a one-frame flicker counting as success.</w:t>
             </w:r>
           </w:p>
         </w:tc>
@@ -7868,7 +7868,7 @@
       <w:tr>
         <w:tc>
           <w:tcPr>
-            <w:tcW w:type="dxa" w:w="2717"/>
+            <w:tcW w:type="dxa" w:w="2735"/>
             <w:tcMar>
               <w:top w:type="dxa" w:w="55"/>
               <w:left w:type="dxa" w:w="90"/>
@@ -7897,7 +7897,7 @@
         </w:tc>
         <w:tc>
           <w:tcPr>
-            <w:tcW w:type="dxa" w:w="6643"/>
+            <w:tcW w:type="dxa" w:w="6625"/>
             <w:tcMar>
               <w:top w:type="dxa" w:w="55"/>
               <w:left w:type="dxa" w:w="90"/>
@@ -8322,7 +8322,7 @@
           <w:i w:val="false"/>
           <w:iCs w:val="false"/>
         </w:rPr>
-        <w:t xml:space="preserve"> is an absolute address — legitimate for the peripheral register blocks, which have fixed addresses by specification and no symbols, and discouraged everywhere else.</w:t>
+        <w:t xml:space="preserve"> is an absolute address, legitimate for the peripheral register blocks, which have fixed addresses by specification and no symbols, and discouraged everywhere else.</w:t>
       </w:r>
     </w:p>
     <w:p>
@@ -8456,7 +8456,7 @@
           <w:i w:val="false"/>
           <w:iCs w:val="false"/>
         </w:rPr>
-        <w:t xml:space="preserve"> — this is the third seeded-defect class in charter R13.</w:t>
+        <w:t xml:space="preserve">; this is the third seeded-defect class in charter R13.</w:t>
       </w:r>
     </w:p>
     <w:p>
@@ -8574,8 +8574,8 @@
         </w:tblBorders>
       </w:tblPr>
       <w:tblGrid>
-        <w:gridCol w:w="3351"/>
-        <w:gridCol w:w="6009"/>
+        <w:gridCol w:w="3314"/>
+        <w:gridCol w:w="6046"/>
       </w:tblGrid>
       <w:tr>
         <w:trPr>
@@ -8583,7 +8583,7 @@
         </w:trPr>
         <w:tc>
           <w:tcPr>
-            <w:tcW w:type="dxa" w:w="3351"/>
+            <w:tcW w:type="dxa" w:w="3314"/>
             <w:shd w:fill="D9E2F3" w:val="clear"/>
             <w:tcMar>
               <w:top w:type="dxa" w:w="55"/>
@@ -8609,7 +8609,7 @@
         </w:tc>
         <w:tc>
           <w:tcPr>
-            <w:tcW w:type="dxa" w:w="6009"/>
+            <w:tcW w:type="dxa" w:w="6046"/>
             <w:shd w:fill="D9E2F3" w:val="clear"/>
             <w:tcMar>
               <w:top w:type="dxa" w:w="55"/>
@@ -8637,32 +8637,32 @@
       <w:tr>
         <w:tc>
           <w:tcPr>
-            <w:tcW w:type="dxa" w:w="3351"/>
-            <w:tcMar>
-              <w:top w:type="dxa" w:w="55"/>
-              <w:left w:type="dxa" w:w="90"/>
-              <w:bottom w:type="dxa" w:w="55"/>
-              <w:right w:type="dxa" w:w="90"/>
-            </w:tcMar>
-          </w:tcPr>
-          <w:p>
-            <w:pPr>
-              <w:spacing w:after="0" w:line="240"/>
-            </w:pPr>
-            <w:r>
-              <w:rPr>
-                <w:b w:val="false"/>
-                <w:bCs w:val="false"/>
-                <w:i w:val="false"/>
-                <w:iCs w:val="false"/>
-              </w:rPr>
-              <w:t xml:space="preserve">Data patch — change a value</w:t>
-            </w:r>
-          </w:p>
-        </w:tc>
-        <w:tc>
-          <w:tcPr>
-            <w:tcW w:type="dxa" w:w="6009"/>
+            <w:tcW w:type="dxa" w:w="3314"/>
+            <w:tcMar>
+              <w:top w:type="dxa" w:w="55"/>
+              <w:left w:type="dxa" w:w="90"/>
+              <w:bottom w:type="dxa" w:w="55"/>
+              <w:right w:type="dxa" w:w="90"/>
+            </w:tcMar>
+          </w:tcPr>
+          <w:p>
+            <w:pPr>
+              <w:spacing w:after="0" w:line="240"/>
+            </w:pPr>
+            <w:r>
+              <w:rPr>
+                <w:b w:val="false"/>
+                <w:bCs w:val="false"/>
+                <w:i w:val="false"/>
+                <w:iCs w:val="false"/>
+              </w:rPr>
+              <w:t xml:space="preserve">Data patch, change a value</w:t>
+            </w:r>
+          </w:p>
+        </w:tc>
+        <w:tc>
+          <w:tcPr>
+            <w:tcW w:type="dxa" w:w="6046"/>
             <w:tcMar>
               <w:top w:type="dxa" w:w="55"/>
               <w:left w:type="dxa" w:w="90"/>
@@ -8715,32 +8715,32 @@
       <w:tr>
         <w:tc>
           <w:tcPr>
-            <w:tcW w:type="dxa" w:w="3351"/>
-            <w:tcMar>
-              <w:top w:type="dxa" w:w="55"/>
-              <w:left w:type="dxa" w:w="90"/>
-              <w:bottom w:type="dxa" w:w="55"/>
-              <w:right w:type="dxa" w:w="90"/>
-            </w:tcMar>
-          </w:tcPr>
-          <w:p>
-            <w:pPr>
-              <w:spacing w:after="0" w:line="240"/>
-            </w:pPr>
-            <w:r>
-              <w:rPr>
-                <w:b w:val="false"/>
-                <w:bCs w:val="false"/>
-                <w:i w:val="false"/>
-                <w:iCs w:val="false"/>
-              </w:rPr>
-              <w:t xml:space="preserve">Configuration patch — change behavior via the config block</w:t>
-            </w:r>
-          </w:p>
-        </w:tc>
-        <w:tc>
-          <w:tcPr>
-            <w:tcW w:type="dxa" w:w="6009"/>
+            <w:tcW w:type="dxa" w:w="3314"/>
+            <w:tcMar>
+              <w:top w:type="dxa" w:w="55"/>
+              <w:left w:type="dxa" w:w="90"/>
+              <w:bottom w:type="dxa" w:w="55"/>
+              <w:right w:type="dxa" w:w="90"/>
+            </w:tcMar>
+          </w:tcPr>
+          <w:p>
+            <w:pPr>
+              <w:spacing w:after="0" w:line="240"/>
+            </w:pPr>
+            <w:r>
+              <w:rPr>
+                <w:b w:val="false"/>
+                <w:bCs w:val="false"/>
+                <w:i w:val="false"/>
+                <w:iCs w:val="false"/>
+              </w:rPr>
+              <w:t xml:space="preserve">Configuration patch, change behavior via the config block</w:t>
+            </w:r>
+          </w:p>
+        </w:tc>
+        <w:tc>
+          <w:tcPr>
+            <w:tcW w:type="dxa" w:w="6046"/>
             <w:tcMar>
               <w:top w:type="dxa" w:w="55"/>
               <w:left w:type="dxa" w:w="90"/>
@@ -8802,32 +8802,32 @@
       <w:tr>
         <w:tc>
           <w:tcPr>
-            <w:tcW w:type="dxa" w:w="3351"/>
-            <w:tcMar>
-              <w:top w:type="dxa" w:w="55"/>
-              <w:left w:type="dxa" w:w="90"/>
-              <w:bottom w:type="dxa" w:w="55"/>
-              <w:right w:type="dxa" w:w="90"/>
-            </w:tcMar>
-          </w:tcPr>
-          <w:p>
-            <w:pPr>
-              <w:spacing w:after="0" w:line="240"/>
-            </w:pPr>
-            <w:r>
-              <w:rPr>
-                <w:b w:val="false"/>
-                <w:bCs w:val="false"/>
-                <w:i w:val="false"/>
-                <w:iCs w:val="false"/>
-              </w:rPr>
-              <w:t xml:space="preserve">Code patch — alter a branch</w:t>
-            </w:r>
-          </w:p>
-        </w:tc>
-        <w:tc>
-          <w:tcPr>
-            <w:tcW w:type="dxa" w:w="6009"/>
+            <w:tcW w:type="dxa" w:w="3314"/>
+            <w:tcMar>
+              <w:top w:type="dxa" w:w="55"/>
+              <w:left w:type="dxa" w:w="90"/>
+              <w:bottom w:type="dxa" w:w="55"/>
+              <w:right w:type="dxa" w:w="90"/>
+            </w:tcMar>
+          </w:tcPr>
+          <w:p>
+            <w:pPr>
+              <w:spacing w:after="0" w:line="240"/>
+            </w:pPr>
+            <w:r>
+              <w:rPr>
+                <w:b w:val="false"/>
+                <w:bCs w:val="false"/>
+                <w:i w:val="false"/>
+                <w:iCs w:val="false"/>
+              </w:rPr>
+              <w:t xml:space="preserve">Code patch, alter a branch</w:t>
+            </w:r>
+          </w:p>
+        </w:tc>
+        <w:tc>
+          <w:tcPr>
+            <w:tcW w:type="dxa" w:w="6046"/>
             <w:tcMar>
               <w:top w:type="dxa" w:w="55"/>
               <w:left w:type="dxa" w:w="90"/>
@@ -8867,32 +8867,32 @@
       <w:tr>
         <w:tc>
           <w:tcPr>
-            <w:tcW w:type="dxa" w:w="3351"/>
-            <w:tcMar>
-              <w:top w:type="dxa" w:w="55"/>
-              <w:left w:type="dxa" w:w="90"/>
-              <w:bottom w:type="dxa" w:w="55"/>
-              <w:right w:type="dxa" w:w="90"/>
-            </w:tcMar>
-          </w:tcPr>
-          <w:p>
-            <w:pPr>
-              <w:spacing w:after="0" w:line="240"/>
-            </w:pPr>
-            <w:r>
-              <w:rPr>
-                <w:b w:val="false"/>
-                <w:bCs w:val="false"/>
-                <w:i w:val="false"/>
-                <w:iCs w:val="false"/>
-              </w:rPr>
-              <w:t xml:space="preserve">Code injection — a detour into the cave</w:t>
-            </w:r>
-          </w:p>
-        </w:tc>
-        <w:tc>
-          <w:tcPr>
-            <w:tcW w:type="dxa" w:w="6009"/>
+            <w:tcW w:type="dxa" w:w="3314"/>
+            <w:tcMar>
+              <w:top w:type="dxa" w:w="55"/>
+              <w:left w:type="dxa" w:w="90"/>
+              <w:bottom w:type="dxa" w:w="55"/>
+              <w:right w:type="dxa" w:w="90"/>
+            </w:tcMar>
+          </w:tcPr>
+          <w:p>
+            <w:pPr>
+              <w:spacing w:after="0" w:line="240"/>
+            </w:pPr>
+            <w:r>
+              <w:rPr>
+                <w:b w:val="false"/>
+                <w:bCs w:val="false"/>
+                <w:i w:val="false"/>
+                <w:iCs w:val="false"/>
+              </w:rPr>
+              <w:t xml:space="preserve">Code injection, a detour into the cave</w:t>
+            </w:r>
+          </w:p>
+        </w:tc>
+        <w:tc>
+          <w:tcPr>
+            <w:tcW w:type="dxa" w:w="6046"/>
             <w:tcMar>
               <w:top w:type="dxa" w:w="55"/>
               <w:left w:type="dxa" w:w="90"/>
@@ -9368,7 +9368,7 @@
           <w:i w:val="false"/>
           <w:iCs w:val="false"/>
         </w:rPr>
-        <w:t xml:space="preserve">The reference scenarios (§11) are pure. If an escape hatch becomes necessary to express an ordinary objective, that is evidence the vocabulary is missing an entry — </w:t>
+        <w:t xml:space="preserve">The reference scenarios (§11) are pure. If an escape hatch becomes necessary to express an ordinary objective, that is evidence the vocabulary is missing an entry: </w:t>
       </w:r>
       <w:r>
         <w:rPr>
@@ -9996,7 +9996,7 @@
                 <w:i w:val="false"/>
                 <w:iCs w:val="false"/>
               </w:rPr>
-              <w:t xml:space="preserve"> — never over the player's uplink. See the </w:t>
+              <w:t xml:space="preserve">, never over the player's uplink. See the </w:t>
             </w:r>
             <w:r>
               <w:rPr>
@@ -10293,7 +10293,7 @@
           <w:i w:val="false"/>
           <w:iCs w:val="false"/>
         </w:rPr>
-        <w:t xml:space="preserve"> specification settles how: halt the guest for the pass, read, resume. Halting costs nothing observable — the guest clock stops with it — so this is both the correct and the cheap option.</w:t>
+        <w:t xml:space="preserve"> specification settles how: halt the guest for the pass, read, resume. Halting costs nothing observable, the guest clock stops with it, so this is both the correct and the cheap option.</w:t>
       </w:r>
     </w:p>
     <w:p>
@@ -10481,7 +10481,7 @@
           <w:i w:val="false"/>
           <w:iCs w:val="false"/>
         </w:rPr>
-        <w:t xml:space="preserve">A failed memory read is not false — it is an error.</w:t>
+        <w:t xml:space="preserve">A failed memory read is not false: it is an error.</w:t>
       </w:r>
       <w:r>
         <w:rPr>
@@ -11722,7 +11722,7 @@
           <w:i w:val="false"/>
           <w:iCs w:val="false"/>
         </w:rPr>
-        <w:t xml:space="preserve"> — not its language, its HTTP surface, its storage, or its console.</w:t>
+        <w:t xml:space="preserve">, not its language, its HTTP surface, its storage, or its console.</w:t>
       </w:r>
     </w:p>
     <w:p>
@@ -12111,7 +12111,7 @@
                 <w:i w:val="false"/>
                 <w:iCs w:val="false"/>
               </w:rPr>
-              <w:t xml:space="preserve">Fixtures — packages, logs, and expected state generated from real firmware runs — plus nine seeded-defect packages and </w:t>
+              <w:t xml:space="preserve">Fixtures (packages, logs, and expected state generated from real firmware runs) plus nine seeded-defect packages and </w:t>
             </w:r>
             <w:r>
               <w:rPr>
@@ -12283,7 +12283,7 @@
           <w:i w:val="false"/>
           <w:iCs w:val="false"/>
         </w:rPr>
-        <w:t xml:space="preserve"> pass — off the wrong event, before the player had done anything — which is exactly the failure a reference scenario exists to catch. Rule 4 of §6.7 is the general form of this lesson: when the vocabulary cannot say something ordinary, extend the vocabulary.</w:t>
+        <w:t xml:space="preserve"> pass (off the wrong event, before the player had done anything), which is exactly the failure a reference scenario exists to catch. Rule 4 of §6.7 is the general form of this lesson: when the vocabulary cannot say something ordinary, extend the vocabulary.</w:t>
       </w:r>
     </w:p>
     <w:p>
@@ -12364,7 +12364,7 @@
           <w:i w:val="false"/>
           <w:iCs w:val="false"/>
         </w:rPr>
-        <w:t xml:space="preserve"> a starting point to extend into the daemon — it has no scenario discovery, no delay simulation, no persistence, no profiles, no console, and no HTTP surface, which is to say it does not do any of the things the daemon is for.</w:t>
+        <w:t xml:space="preserve"> a starting point to extend into the daemon; it has no scenario discovery, no delay simulation, no persistence, no profiles, no console, and no HTTP surface, which is to say it does not do any of the things the daemon is for.</w:t>
       </w:r>
     </w:p>
     <w:p>
@@ -13359,7 +13359,7 @@
           <w:sz w:val="19"/>
           <w:szCs w:val="19"/>
         </w:rPr>
-        <w:t xml:space="preserve">Version 1.0 — the format described here is exercised by two reference packages and a reference evaluator against live firmware. Where this document and the reference material disagree, this document governs.</w:t>
+        <w:t xml:space="preserve">Version 1.0: the format described here is exercised by two reference packages and a reference evaluator against live firmware. Where this document and the reference material disagree, this document governs.</w:t>
       </w:r>
     </w:p>
     <w:sectPr>
